--- a/downloads/knokkeroo-tester-test-plan-apple.docx
+++ b/downloads/knokkeroo-tester-test-plan-apple.docx
@@ -141,7 +141,7 @@
           </w:tcPr>
           <w:p>
             <w:r>
-              <w:t>30 July 2026</w:t>
+              <w:t>31 July 2026</w:t>
             </w:r>
           </w:p>
         </w:tc>
@@ -1591,7 +1591,7 @@
               <w:rPr>
                 <w:sz w:val="18"/>
               </w:rPr>
-              <w:t>Knok updates last-checked-in time immediately.</w:t>
+              <w:t>knok updates last-checked-in time immediately.</w:t>
               <w:br/>
               <w:t>Preconditions: logged in, on the home screen.</w:t>
             </w:r>
@@ -1608,7 +1608,7 @@
               </w:rPr>
               <w:t>1. Tap your own Me tile.</w:t>
               <w:br/>
-              <w:t>2. Tap Knok.</w:t>
+              <w:t>2. Tap knok.</w:t>
               <w:br/>
               <w:t>3. Return to the home screen.</w:t>
             </w:r>
@@ -1724,7 +1724,7 @@
               <w:rPr>
                 <w:sz w:val="18"/>
               </w:rPr>
-              <w:t>Home Screen quick action triggers a Knok.</w:t>
+              <w:t>Home Screen quick action triggers a knok.</w:t>
               <w:br/>
               <w:t>Preconditions: app installed, signed in at least once.</w:t>
             </w:r>
@@ -1741,7 +1741,7 @@
               </w:rPr>
               <w:t>1. Long-press the knokkeroo app icon on the iPhone Home Screen.</w:t>
               <w:br/>
-              <w:t>2. Tap the "Knok now" quick action.</w:t>
+              <w:t>2. Tap the "knok now" quick action.</w:t>
             </w:r>
           </w:p>
         </w:tc>
@@ -1767,7 +1767,7 @@
               <w:rPr>
                 <w:sz w:val="18"/>
               </w:rPr>
-              <w:t>A Knok is recorded without opening the app; reopening the app shows the updated time.</w:t>
+              <w:t>A knok is recorded without opening the app; reopening the app shows the updated time.</w:t>
             </w:r>
           </w:p>
         </w:tc>
@@ -2166,7 +2166,7 @@
               <w:rPr>
                 <w:sz w:val="18"/>
               </w:rPr>
-              <w:t>Watch app shows status and can Knok.</w:t>
+              <w:t>Watch app shows status and can knok.</w:t>
               <w:br/>
               <w:t>Preconditions: REG-2 complete, signed in on the iPhone, plan is paid or beta.</w:t>
             </w:r>
@@ -2185,7 +2185,7 @@
               <w:br/>
               <w:t>2. Confirm your own status is shown.</w:t>
               <w:br/>
-              <w:t>3. Tap Knok on the Watch.</w:t>
+              <w:t>3. Tap knok on the Watch.</w:t>
             </w:r>
           </w:p>
         </w:tc>
@@ -2211,7 +2211,7 @@
               <w:rPr>
                 <w:sz w:val="18"/>
               </w:rPr>
-              <w:t>Watch shows current status; tapping Knok records a check-in and the Watch UI confirms it.</w:t>
+              <w:t>Watch shows current status; tapping knok records a check-in and the Watch UI confirms it.</w:t>
             </w:r>
           </w:p>
         </w:tc>
@@ -2299,7 +2299,7 @@
               <w:rPr>
                 <w:sz w:val="18"/>
               </w:rPr>
-              <w:t>Watch Knok reflects on the phone without reopening the app.</w:t>
+              <w:t>Watch knok reflects on the phone without reopening the app.</w:t>
               <w:br/>
               <w:t>Preconditions: WA-1 complete.</w:t>
             </w:r>
@@ -2314,7 +2314,7 @@
               <w:rPr>
                 <w:sz w:val="18"/>
               </w:rPr>
-              <w:t>1. From the Watch, tap Knok.</w:t>
+              <w:t>1. From the Watch, tap knok.</w:t>
               <w:br/>
               <w:t>2. On the iPhone, open the app.</w:t>
             </w:r>
@@ -3005,7 +3005,7 @@
               <w:rPr>
                 <w:sz w:val="18"/>
               </w:rPr>
-              <w:t>TV Knok via the paired device.</w:t>
+              <w:t>TV knok via the paired device.</w:t>
               <w:br/>
               <w:t>Preconditions: TV-2 complete (TV is paired).</w:t>
             </w:r>
@@ -3046,7 +3046,7 @@
               <w:rPr>
                 <w:sz w:val="18"/>
               </w:rPr>
-              <w:t>A Knok is recorded; the phone app's Me tile updates to reflect the new time. Apple TV knoks are free (not gated behind a paid plan).</w:t>
+              <w:t>A knok is recorded; the phone app's Me tile updates to reflect the new time. Apple TV knoks are free (not gated behind a paid plan).</w:t>
             </w:r>
           </w:p>
         </w:tc>

--- a/downloads/knokkeroo-tester-test-plan-apple.docx
+++ b/downloads/knokkeroo-tester-test-plan-apple.docx
@@ -433,7 +433,7 @@
               <w:rPr>
                 <w:sz w:val="18"/>
               </w:rPr>
-              <w:t>knokkeroo (build 4.21.0 / 28) installs via TestFlight and launches.</w:t>
+              <w:t>knokkeroo (build 4.30.2 / 31) installs via TestFlight and launches.</w:t>
             </w:r>
           </w:p>
         </w:tc>

--- a/downloads/knokkeroo-tester-test-plan-apple.docx
+++ b/downloads/knokkeroo-tester-test-plan-apple.docx
@@ -390,7 +390,7 @@
               </w:rPr>
               <w:t>Install TestFlight and join the beta.</w:t>
               <w:br/>
-              <w:t>Preconditions: an iPhone on iOS 16.4+, an Apple ID signed into the App Store.</w:t>
+              <w:t>Preconditions: an iPhone on iOS 16.4+, an Apple ID signed into the App Store. The join link must be opened ON THE IPHONE — it only completes inside the TestFlight app, and a desktop browser shows an information page with no Accept button.</w:t>
             </w:r>
           </w:p>
         </w:tc>
@@ -403,11 +403,11 @@
               <w:rPr>
                 <w:sz w:val="18"/>
               </w:rPr>
-              <w:t>1. Open https://testflight.apple.com/join/XaabanK9 on the iPhone.</w:t>
+              <w:t>1. Install TestFlight from the App Store on the iPhone.</w:t>
               <w:br/>
-              <w:t>2. Install TestFlight from the App Store if prompted.</w:t>
+              <w:t>2. ON THE IPHONE, open https://testflight.apple.com/join/XaabanK9 (or open TestFlight, tap Redeem, and enter the code XaabanK9).</w:t>
               <w:br/>
-              <w:t>3. Return to the join link and tap Accept/Install.</w:t>
+              <w:t>3. Tap Accept, then Install.</w:t>
             </w:r>
           </w:p>
         </w:tc>
@@ -433,7 +433,7 @@
               <w:rPr>
                 <w:sz w:val="18"/>
               </w:rPr>
-              <w:t>knokkeroo (build 4.30.2 / 31) installs via TestFlight and launches.</w:t>
+              <w:t>knokkeroo (build 4.30.3 / 32) installs via TestFlight and launches.</w:t>
             </w:r>
           </w:p>
         </w:tc>
@@ -1016,7 +1016,7 @@
               </w:rPr>
               <w:t>Join the separate Apple TV beta.</w:t>
               <w:br/>
-              <w:t>Preconditions: an Apple TV (tvOS 16+), TestFlight installed on the Apple TV itself (or invited via the same Apple ID on another device per Apple's cross-device TestFlight flow).</w:t>
+              <w:t>Preconditions: an Apple TV (tvOS 16+) and an iPhone signed into THE SAME Apple ID. The join step CANNOT be done on the Apple TV — tvOS cannot open a web link — and cannot be done on a computer. You join with an Apple ID, not a device, which is what carries the beta to the TV.</w:t>
             </w:r>
           </w:p>
         </w:tc>
@@ -1029,9 +1029,11 @@
               <w:rPr>
                 <w:sz w:val="18"/>
               </w:rPr>
-              <w:t>1. On the Apple TV (or a paired iPhone/iPad signed into the same Apple ID), open https://testflight.apple.com/join/72H1DdnT.</w:t>
+              <w:t>1. ON THE IPHONE, open https://testflight.apple.com/join/72H1DdnT (or open TestFlight, tap Redeem, and enter the code 72H1DdnT).</w:t>
               <w:br/>
-              <w:t>2. Accept the invite and install knokkeroo TV.</w:t>
+              <w:t>2. Tap Accept.</w:t>
+              <w:br/>
+              <w:t>3. On the Apple TV, open TestFlight (install it from the tvOS App Store if absent) and install knokkeroo TV.</w:t>
             </w:r>
           </w:p>
         </w:tc>

--- a/downloads/knokkeroo-tester-test-plan-apple.docx
+++ b/downloads/knokkeroo-tester-test-plan-apple.docx
@@ -66,7 +66,7 @@
           </w:tcPr>
           <w:p>
             <w:r>
-              <w:t>iOS TestFlight build 4.21.0 (28) — iPhone + Apple Watch; Apple TV build 4.21.0 (29)</w:t>
+              <w:t>iPhone + Apple Watch: App Store 5.7.45, and TestFlight build 73, which is the same version. Apple TV: TestFlight build 68 (5.3.6) — the TV app has never been submitted to the App Store (App Store Connect shows its version 1.0 as PREPARE_FOR_SUBMISSION). All build and version facts read from the App Store Connect API on 3 September 2026.</w:t>
             </w:r>
           </w:p>
         </w:tc>
@@ -141,7 +141,7 @@
           </w:tcPr>
           <w:p>
             <w:r>
-              <w:t>31 July 2026</w:t>
+              <w:t>3 September 2026</w:t>
             </w:r>
           </w:p>
         </w:tc>
@@ -433,7 +433,7 @@
               <w:rPr>
                 <w:sz w:val="18"/>
               </w:rPr>
-              <w:t>knokkeroo (build 4.30.3 / 32) installs via TestFlight and launches.</w:t>
+              <w:t>knokkeroo (5.7.45 — from the App Store, or TestFlight build 73, which is the same version) installs and launches.</w:t>
             </w:r>
           </w:p>
         </w:tc>
@@ -1059,7 +1059,7 @@
               <w:rPr>
                 <w:sz w:val="18"/>
               </w:rPr>
-              <w:t>knokkeroo TV (build 29) installs on the Apple TV and launches to the pairing screen.</w:t>
+              <w:t>knokkeroo TV (TestFlight build 68, 5.3.6) installs on the Apple TV and launches to the pairing screen.</w:t>
             </w:r>
           </w:p>
         </w:tc>
@@ -1901,6 +1901,145 @@
                 <w:sz w:val="18"/>
               </w:rPr>
               <w:t>Widget shows your own status dot and your favourite contact's status dot, matching the app.</w:t>
+            </w:r>
+          </w:p>
+        </w:tc>
+        <w:tc>
+          <w:tcPr>
+            <w:tcW w:type="dxa" w:w="1584"/>
+          </w:tcPr>
+          <w:p>
+            <w:r>
+              <w:rPr>
+                <w:sz w:val="18"/>
+              </w:rPr>
+            </w:r>
+          </w:p>
+        </w:tc>
+        <w:tc>
+          <w:tcPr>
+            <w:tcW w:type="dxa" w:w="864"/>
+          </w:tcPr>
+          <w:p>
+            <w:r>
+              <w:rPr>
+                <w:sz w:val="18"/>
+              </w:rPr>
+            </w:r>
+          </w:p>
+        </w:tc>
+        <w:tc>
+          <w:tcPr>
+            <w:tcW w:type="dxa" w:w="1152"/>
+          </w:tcPr>
+          <w:p>
+            <w:r>
+              <w:rPr>
+                <w:sz w:val="18"/>
+              </w:rPr>
+            </w:r>
+          </w:p>
+        </w:tc>
+        <w:tc>
+          <w:tcPr>
+            <w:tcW w:type="dxa" w:w="1008"/>
+          </w:tcPr>
+          <w:p>
+            <w:r>
+              <w:rPr>
+                <w:sz w:val="18"/>
+              </w:rPr>
+            </w:r>
+          </w:p>
+        </w:tc>
+        <w:tc>
+          <w:tcPr>
+            <w:tcW w:type="dxa" w:w="1440"/>
+          </w:tcPr>
+          <w:p>
+            <w:r>
+              <w:rPr>
+                <w:sz w:val="18"/>
+              </w:rPr>
+            </w:r>
+          </w:p>
+        </w:tc>
+      </w:tr>
+      <w:tr>
+        <w:tc>
+          <w:tcPr>
+            <w:tcW w:type="dxa" w:w="720"/>
+          </w:tcPr>
+          <w:p>
+            <w:r>
+              <w:rPr>
+                <w:sz w:val="18"/>
+              </w:rPr>
+              <w:t>IP-6</w:t>
+            </w:r>
+          </w:p>
+        </w:tc>
+        <w:tc>
+          <w:tcPr>
+            <w:tcW w:type="dxa" w:w="2160"/>
+          </w:tcPr>
+          <w:p>
+            <w:r>
+              <w:rPr>
+                <w:sz w:val="18"/>
+              </w:rPr>
+              <w:t>Lock Screen widget checks you in without unlocking the phone.</w:t>
+              <w:br/>
+              <w:t>Preconditions: iPhone on 5.7.45, signed in. The public App Store app is enough — the Lock Screen widget shipped publicly in 5.7.28 and is in every release since, so this is no longer a testing-builds-only case.</w:t>
+            </w:r>
+          </w:p>
+        </w:tc>
+        <w:tc>
+          <w:tcPr>
+            <w:tcW w:type="dxa" w:w="2880"/>
+          </w:tcPr>
+          <w:p>
+            <w:r>
+              <w:rPr>
+                <w:sz w:val="18"/>
+              </w:rPr>
+              <w:t>1. On the Lock Screen, press and hold, then tap Customise, then Lock Screen.</w:t>
+              <w:br/>
+              <w:t>2. Add a knokkeroo widget in the small round (circular) slot.</w:t>
+              <w:br/>
+              <w:t>3. Add a knokkeroo widget in the wide (rectangular) slot as well.</w:t>
+              <w:br/>
+              <w:t>4. Lock the phone and tap the round widget ONCE.</w:t>
+              <w:br/>
+              <w:t>5. Unlock, open knokkeroo, and check your own last check-in time.</w:t>
+              <w:br/>
+              <w:t>6. Repeat steps 4-5 for the wide widget.</w:t>
+            </w:r>
+          </w:p>
+        </w:tc>
+        <w:tc>
+          <w:tcPr>
+            <w:tcW w:type="dxa" w:w="1584"/>
+          </w:tcPr>
+          <w:p>
+            <w:r>
+              <w:rPr>
+                <w:sz w:val="18"/>
+              </w:rPr>
+              <w:t>Any logged-in account. iOS 17 or later is required for widgets.</w:t>
+            </w:r>
+          </w:p>
+        </w:tc>
+        <w:tc>
+          <w:tcPr>
+            <w:tcW w:type="dxa" w:w="2304"/>
+          </w:tcPr>
+          <w:p>
+            <w:r>
+              <w:rPr>
+                <w:sz w:val="18"/>
+              </w:rPr>
+              <w:t>knokkeroo appears in the Lock Screen widget list for BOTH shapes and neither is blank. Each tap records a check-in without unlocking the phone and without opening the app: the app shows the new time when you next open it. The widgets are drawn in a single tint (grey/white) rather than green/amber/red - that is how iOS draws every Lock Screen widget and is correct. KNOWN GAP, please do not report it as a new bug: the widget itself does not visibly change when you tap it, so there is no on-widget confirmation yet. Tap ONCE and check the app, rather than tapping repeatedly.</w:t>
             </w:r>
           </w:p>
         </w:tc>

--- a/downloads/knokkeroo-tester-test-plan-apple.docx
+++ b/downloads/knokkeroo-tester-test-plan-apple.docx
@@ -66,7 +66,7 @@
           </w:tcPr>
           <w:p>
             <w:r>
-              <w:t>iPhone + Apple Watch: App Store 5.7.45, and TestFlight build 73, which is the same version. Apple TV: TestFlight build 68 (5.3.6) — the TV app has never been submitted to the App Store (App Store Connect shows its version 1.0 as PREPARE_FOR_SUBMISSION). All build and version facts read from the App Store Connect API on 3 September 2026.</w:t>
+              <w:t>iPhone + Apple Watch: App Store 5.7.45 — still what the App Store serves. Version 5.7.46 is submitted and WAITING_FOR_REVIEW at Apple, so it is not public. On TestFlight, build 74 (5.7.46) is attached to the tester group but its external state is WAITING_FOR_BETA_REVIEW, so TestFlight still installs build 73 (5.7.45) — the same version as the App Store. Apple TV: TestFlight build 68 (5.3.6) — the TV app has never been submitted to the App Store (App Store Connect shows its version 1.0 as PREPARE_FOR_SUBMISSION) and was not part of the 5.7.46 round. All build and version facts read from the App Store Connect API on 8 September 2026.</w:t>
             </w:r>
           </w:p>
         </w:tc>
@@ -141,7 +141,7 @@
           </w:tcPr>
           <w:p>
             <w:r>
-              <w:t>3 September 2026</w:t>
+              <w:t>8 September 2026</w:t>
             </w:r>
           </w:p>
         </w:tc>

--- a/downloads/knokkeroo-tester-test-plan-apple.docx
+++ b/downloads/knokkeroo-tester-test-plan-apple.docx
@@ -66,7 +66,7 @@
           </w:tcPr>
           <w:p>
             <w:r>
-              <w:t>iPhone + Apple Watch: App Store 5.7.45 — still what the App Store serves. Version 5.7.46 is submitted and WAITING_FOR_REVIEW at Apple, so it is not public. On TestFlight, build 74 (5.7.46) is attached to the tester group but its external state is WAITING_FOR_BETA_REVIEW, so TestFlight still installs build 73 (5.7.45) — the same version as the App Store. Apple TV: TestFlight build 68 (5.3.6) — the TV app has never been submitted to the App Store (App Store Connect shows its version 1.0 as PREPARE_FOR_SUBMISSION) and was not part of the 5.7.46 round. All build and version facts read from the App Store Connect API on 8 September 2026.</w:t>
+              <w:t>iPhone + Apple Watch: App Store 5.7.46 — Apple approved and released it at 02:58 UTC on 9 September 2026, replacing 5.7.45, and it is what the App Store serves now. Read from the public iTunes lookup for app id 6776208791 (US and ZA storefronts, version 5.7.46, currentVersionReleaseDate 2026-09-09T02:58:22Z). Install from the App Store — it now has the newest version there is. TestFlight build state was NOT re-read on 9 September (that needs the App Store Connect API, which this update could not reach); as at 8 September TestFlight installed build 73 (5.7.45) with build 74 (5.7.46) awaiting beta review. Treat any TestFlight build number here as unverified and prefer the App Store. Apple TV: TestFlight build 68 (5.3.6) as at 8 September 2026 — the TV app has never been submitted to the App Store (App Store Connect showed its version 1.0 as PREPARE_FOR_SUBMISSION) and was not part of the 5.7.46 round.</w:t>
             </w:r>
           </w:p>
         </w:tc>
@@ -141,7 +141,7 @@
           </w:tcPr>
           <w:p>
             <w:r>
-              <w:t>8 September 2026</w:t>
+              <w:t>9 September 2026</w:t>
             </w:r>
           </w:p>
         </w:tc>
@@ -433,7 +433,7 @@
               <w:rPr>
                 <w:sz w:val="18"/>
               </w:rPr>
-              <w:t>knokkeroo (5.7.45 — from the App Store, or TestFlight build 73, which is the same version) installs and launches.</w:t>
+              <w:t>knokkeroo (5.7.46 — from the App Store) installs and launches.</w:t>
             </w:r>
           </w:p>
         </w:tc>
@@ -1990,7 +1990,7 @@
               </w:rPr>
               <w:t>Lock Screen widget checks you in without unlocking the phone.</w:t>
               <w:br/>
-              <w:t>Preconditions: iPhone on 5.7.45, signed in. The public App Store app is enough — the Lock Screen widget shipped publicly in 5.7.28 and is in every release since, so this is no longer a testing-builds-only case.</w:t>
+              <w:t>Preconditions: iPhone on 5.7.46, signed in. The public App Store app is enough — the Lock Screen widget shipped publicly in 5.7.28 and is in every release since, so this is no longer a testing-builds-only case.</w:t>
             </w:r>
           </w:p>
         </w:tc>

--- a/downloads/knokkeroo-tester-test-plan-apple.docx
+++ b/downloads/knokkeroo-tester-test-plan-apple.docx
@@ -66,7 +66,7 @@
           </w:tcPr>
           <w:p>
             <w:r>
-              <w:t>iPhone + Apple Watch: App Store 5.7.46 — Apple approved and released it at 02:58 UTC on 9 September 2026, replacing 5.7.45, and it is what the App Store serves now. Read from the public iTunes lookup for app id 6776208791 (US and ZA storefronts, version 5.7.46, currentVersionReleaseDate 2026-09-09T02:58:22Z). Install from the App Store — it now has the newest version there is. TestFlight build state was NOT re-read on 9 September (that needs the App Store Connect API, which this update could not reach); as at 8 September TestFlight installed build 73 (5.7.45) with build 74 (5.7.46) awaiting beta review. Treat any TestFlight build number here as unverified and prefer the App Store. Apple TV: TestFlight build 68 (5.3.6) as at 8 September 2026 — the TV app has never been submitted to the App Store (App Store Connect showed its version 1.0 as PREPARE_FOR_SUBMISSION) and was not part of the 5.7.46 round.</w:t>
+              <w:t>iPhone + Apple Watch: App Store 5.7.46 — Apple approved and released it at 02:58 UTC on 9 September 2026, replacing 5.7.45, and it is what the App Store serves now. Read from the public iTunes lookup for app id 6776208791 (US and ZA storefronts, version 5.7.46, currentVersionReleaseDate 2026-09-09T02:58:22Z) and confirmed in App Store Connect (appStoreVersion 5.7.46, READY_FOR_SALE). TestFlight is LEVEL with the App Store: the newest build in the external group “knokkeroo Beta Testers iOS” is build 74 = version 5.7.46, processingState VALID, not expired, externalBuildState IN_BETA_TESTING — its beta review has cleared, so it is what testers actually install and not merely what is attached. Either route gives the same app. Apple TV: TestFlight build 68 (5.3.6), externalBuildState IN_BETA_TESTING, 4 testers — the TV app is not on the App Store (its only App Store Connect version record is 1.0 in state PREPARE_FOR_SUBMISSION, and the public iTunes lookup for id 6795920763 returns no result) and was not part of the 5.7.46 round. All build, version and tester-group facts read live from the App Store Connect API on 9 September 2026.</w:t>
             </w:r>
           </w:p>
         </w:tc>
@@ -433,7 +433,7 @@
               <w:rPr>
                 <w:sz w:val="18"/>
               </w:rPr>
-              <w:t>knokkeroo (5.7.46 — from the App Store) installs and launches.</w:t>
+              <w:t>knokkeroo (5.7.46 — from the App Store, or TestFlight build 74, which is the same version) installs and launches.</w:t>
             </w:r>
           </w:p>
         </w:tc>

--- a/downloads/knokkeroo-tester-test-plan-apple.docx
+++ b/downloads/knokkeroo-tester-test-plan-apple.docx
@@ -66,7 +66,7 @@
           </w:tcPr>
           <w:p>
             <w:r>
-              <w:t>iPhone + Apple Watch: App Store 5.7.46 — Apple approved and released it at 02:58 UTC on 9 September 2026, replacing 5.7.45, and it is what the App Store serves now. Read from the public iTunes lookup for app id 6776208791 (US and ZA storefronts, version 5.7.46, currentVersionReleaseDate 2026-09-09T02:58:22Z) and confirmed in App Store Connect (appStoreVersion 5.7.46, READY_FOR_SALE). TestFlight is LEVEL with the App Store: the newest build in the external group “knokkeroo Beta Testers iOS” is build 74 = version 5.7.46, processingState VALID, not expired, externalBuildState IN_BETA_TESTING — its beta review has cleared, so it is what testers actually install and not merely what is attached. Either route gives the same app. Apple TV: TestFlight build 68 (5.3.6), externalBuildState IN_BETA_TESTING, 4 testers — the TV app is not on the App Store (its only App Store Connect version record is 1.0 in state PREPARE_FOR_SUBMISSION, and the public iTunes lookup for id 6795920763 returns no result) and was not part of the 5.7.46 round. All build, version and tester-group facts read live from the App Store Connect API on 9 September 2026.</w:t>
+              <w:t>iPhone + Apple Watch: App Store 5.7.46 — Apple approved and released it at 02:58 UTC on 9 September 2026, replacing 5.7.45, and it is what the App Store serves now. Read from the public iTunes lookup for app id 6776208791 (US and ZA storefronts, version 5.7.46, currentVersionReleaseDate 2026-09-09T02:58:22Z) and confirmed in App Store Connect (appStoreVersion 5.7.46, READY_FOR_SALE). Version 5.7.55 (build 75) has been SUBMITTED to Apple and is NOT public: its App Store Connect state is WAITING_FOR_REVIEW, releaseType AFTER_APPROVAL. TestFlight installs the same version as the App Store today. The newest build ATTACHED to the external group “knokkeroo Beta Testers iOS” is now build 75 = version 5.7.55, processingState VALID, not expired — but its externalBuildState is WAITING_FOR_BETA_REVIEW, so testers cannot install it yet. The newest build testers can actually install is still build 74 = version 5.7.46 (externalBuildState IN_BETA_TESTING). Attached is not installable. Google Play is already live on 5.7.55, so Android is ahead of iPhone at the moment. Apple TV: TestFlight build 68 (5.3.6), externalBuildState IN_BETA_TESTING, 4 testers — the TV app is not on the App Store (its only App Store Connect version record is 1.0 in state PREPARE_FOR_SUBMISSION, and the public iTunes lookup for id 6795920763 returns no result) and was not part of the 5.7.46 round. All build, version and tester-group facts read live from the App Store Connect API on 9 September 2026.</w:t>
             </w:r>
           </w:p>
         </w:tc>
